--- a/docs/exemples/grc/02-analyse-de-risque-ebios-rm.docx
+++ b/docs/exemples/grc/02-analyse-de-risque-ebios-rm.docx
@@ -2413,6 +2413,332 @@
           <w:color w:val="0C2317"/>
           <w:sz w:val="21"/>
         </w:rPr>
+        <w:t>2.3bis Traitement des risques (propriétaire, résiduel, décision)</w:t>
+      </w:r>
+    </w:p>
+    <w:tbl>
+      <w:tblPr>
+        <w:tblW w:type="auto" w:w="0"/>
+        <w:jc w:val="left"/>
+        <w:tblLayout w:type="fixed"/>
+        <w:tblLook w:firstColumn="1" w:firstRow="1" w:lastColumn="0" w:lastRow="0" w:noHBand="0" w:noVBand="1" w:val="04A0"/>
+      </w:tblPr>
+      <w:tblGrid>
+        <w:gridCol w:w="1243"/>
+        <w:gridCol w:w="2664"/>
+        <w:gridCol w:w="1776"/>
+        <w:gridCol w:w="1953"/>
+        <w:gridCol w:w="1776"/>
+      </w:tblGrid>
+      <w:tr>
+        <w:tc>
+          <w:tcPr>
+            <w:tcW w:type="dxa" w:w="1243"/>
+            <w:shd w:val="clear" w:color="auto" w:fill="F2FBF7"/>
+            <w:tcBorders>
+              <w:bottom w:val="single" w:sz="6" w:space="0" w:color="C9DBD3"/>
+            </w:tcBorders>
+          </w:tcPr>
+          <w:p>
+            <w:r>
+              <w:rPr>
+                <w:b/>
+                <w:i w:val="0"/>
+                <w:color w:val="0C2317"/>
+                <w:sz w:val="16"/>
+              </w:rPr>
+              <w:t>ID</w:t>
+            </w:r>
+          </w:p>
+        </w:tc>
+        <w:tc>
+          <w:tcPr>
+            <w:tcW w:type="dxa" w:w="2664"/>
+            <w:shd w:val="clear" w:color="auto" w:fill="F2FBF7"/>
+            <w:tcBorders>
+              <w:bottom w:val="single" w:sz="6" w:space="0" w:color="C9DBD3"/>
+            </w:tcBorders>
+          </w:tcPr>
+          <w:p>
+            <w:r>
+              <w:rPr>
+                <w:b/>
+                <w:i w:val="0"/>
+                <w:color w:val="0C2317"/>
+                <w:sz w:val="16"/>
+              </w:rPr>
+              <w:t>Propriétaire</w:t>
+            </w:r>
+          </w:p>
+        </w:tc>
+        <w:tc>
+          <w:tcPr>
+            <w:tcW w:type="dxa" w:w="1776"/>
+            <w:shd w:val="clear" w:color="auto" w:fill="F2FBF7"/>
+            <w:tcBorders>
+              <w:bottom w:val="single" w:sz="6" w:space="0" w:color="C9DBD3"/>
+            </w:tcBorders>
+          </w:tcPr>
+          <w:p>
+            <w:r>
+              <w:rPr>
+                <w:b/>
+                <w:i w:val="0"/>
+                <w:color w:val="0C2317"/>
+                <w:sz w:val="16"/>
+              </w:rPr>
+              <w:t>Résiduel (G/V)</w:t>
+            </w:r>
+          </w:p>
+        </w:tc>
+        <w:tc>
+          <w:tcPr>
+            <w:tcW w:type="dxa" w:w="1953"/>
+            <w:shd w:val="clear" w:color="auto" w:fill="F2FBF7"/>
+            <w:tcBorders>
+              <w:bottom w:val="single" w:sz="6" w:space="0" w:color="C9DBD3"/>
+            </w:tcBorders>
+          </w:tcPr>
+          <w:p>
+            <w:r>
+              <w:rPr>
+                <w:b/>
+                <w:i w:val="0"/>
+                <w:color w:val="0C2317"/>
+                <w:sz w:val="16"/>
+              </w:rPr>
+              <w:t>Stratégie</w:t>
+            </w:r>
+          </w:p>
+        </w:tc>
+        <w:tc>
+          <w:tcPr>
+            <w:tcW w:type="dxa" w:w="1776"/>
+            <w:shd w:val="clear" w:color="auto" w:fill="F2FBF7"/>
+            <w:tcBorders>
+              <w:bottom w:val="single" w:sz="6" w:space="0" w:color="C9DBD3"/>
+            </w:tcBorders>
+          </w:tcPr>
+          <w:p>
+            <w:r>
+              <w:rPr>
+                <w:b/>
+                <w:i w:val="0"/>
+                <w:color w:val="0C2317"/>
+                <w:sz w:val="16"/>
+              </w:rPr>
+              <w:t>Statut</w:t>
+            </w:r>
+          </w:p>
+        </w:tc>
+      </w:tr>
+      <w:tr>
+        <w:tc>
+          <w:tcPr>
+            <w:tcW w:type="dxa" w:w="1243"/>
+            <w:tcBorders>
+              <w:bottom w:val="single" w:sz="4" w:space="0" w:color="DFE7E3"/>
+            </w:tcBorders>
+          </w:tcPr>
+          <w:p>
+            <w:r>
+              <w:rPr>
+                <w:b w:val="0"/>
+                <w:i w:val="0"/>
+                <w:color w:val="33403B"/>
+                <w:sz w:val="18"/>
+              </w:rPr>
+              <w:t>SO-01</w:t>
+            </w:r>
+          </w:p>
+        </w:tc>
+        <w:tc>
+          <w:tcPr>
+            <w:tcW w:type="dxa" w:w="2664"/>
+            <w:tcBorders>
+              <w:bottom w:val="single" w:sz="4" w:space="0" w:color="DFE7E3"/>
+            </w:tcBorders>
+          </w:tcPr>
+          <w:p>
+            <w:r>
+              <w:rPr>
+                <w:b w:val="0"/>
+                <w:i w:val="0"/>
+                <w:color w:val="33403B"/>
+                <w:sz w:val="18"/>
+              </w:rPr>
+              <w:t>RSSI</w:t>
+            </w:r>
+          </w:p>
+        </w:tc>
+        <w:tc>
+          <w:tcPr>
+            <w:tcW w:type="dxa" w:w="1776"/>
+            <w:tcBorders>
+              <w:bottom w:val="single" w:sz="4" w:space="0" w:color="DFE7E3"/>
+            </w:tcBorders>
+          </w:tcPr>
+          <w:p>
+            <w:r>
+              <w:rPr>
+                <w:b w:val="0"/>
+                <w:i w:val="0"/>
+                <w:color w:val="33403B"/>
+                <w:sz w:val="18"/>
+              </w:rPr>
+              <w:t>3/1</w:t>
+            </w:r>
+          </w:p>
+        </w:tc>
+        <w:tc>
+          <w:tcPr>
+            <w:tcW w:type="dxa" w:w="1953"/>
+            <w:tcBorders>
+              <w:bottom w:val="single" w:sz="4" w:space="0" w:color="DFE7E3"/>
+            </w:tcBorders>
+          </w:tcPr>
+          <w:p>
+            <w:r>
+              <w:rPr>
+                <w:b w:val="0"/>
+                <w:i w:val="0"/>
+                <w:color w:val="33403B"/>
+                <w:sz w:val="18"/>
+              </w:rPr>
+              <w:t>Réduire</w:t>
+            </w:r>
+          </w:p>
+        </w:tc>
+        <w:tc>
+          <w:tcPr>
+            <w:tcW w:type="dxa" w:w="1776"/>
+            <w:tcBorders>
+              <w:bottom w:val="single" w:sz="4" w:space="0" w:color="DFE7E3"/>
+            </w:tcBorders>
+          </w:tcPr>
+          <w:p>
+            <w:r>
+              <w:rPr>
+                <w:b w:val="0"/>
+                <w:i w:val="0"/>
+                <w:color w:val="33403B"/>
+                <w:sz w:val="18"/>
+              </w:rPr>
+              <w:t>En traitement</w:t>
+            </w:r>
+          </w:p>
+        </w:tc>
+      </w:tr>
+      <w:tr>
+        <w:tc>
+          <w:tcPr>
+            <w:tcW w:type="dxa" w:w="1243"/>
+            <w:tcBorders>
+              <w:bottom w:val="single" w:sz="4" w:space="0" w:color="DFE7E3"/>
+            </w:tcBorders>
+          </w:tcPr>
+          <w:p>
+            <w:r>
+              <w:rPr>
+                <w:b w:val="0"/>
+                <w:i w:val="0"/>
+                <w:color w:val="33403B"/>
+                <w:sz w:val="18"/>
+              </w:rPr>
+              <w:t>SO-02</w:t>
+            </w:r>
+          </w:p>
+        </w:tc>
+        <w:tc>
+          <w:tcPr>
+            <w:tcW w:type="dxa" w:w="2664"/>
+            <w:tcBorders>
+              <w:bottom w:val="single" w:sz="4" w:space="0" w:color="DFE7E3"/>
+            </w:tcBorders>
+          </w:tcPr>
+          <w:p>
+            <w:r>
+              <w:rPr>
+                <w:b w:val="0"/>
+                <w:i w:val="0"/>
+                <w:color w:val="33403B"/>
+                <w:sz w:val="18"/>
+              </w:rPr>
+              <w:t>Directeur des Paiements</w:t>
+            </w:r>
+          </w:p>
+        </w:tc>
+        <w:tc>
+          <w:tcPr>
+            <w:tcW w:type="dxa" w:w="1776"/>
+            <w:tcBorders>
+              <w:bottom w:val="single" w:sz="4" w:space="0" w:color="DFE7E3"/>
+            </w:tcBorders>
+          </w:tcPr>
+          <w:p>
+            <w:r>
+              <w:rPr>
+                <w:b w:val="0"/>
+                <w:i w:val="0"/>
+                <w:color w:val="33403B"/>
+                <w:sz w:val="18"/>
+              </w:rPr>
+              <w:t>3/2</w:t>
+            </w:r>
+          </w:p>
+        </w:tc>
+        <w:tc>
+          <w:tcPr>
+            <w:tcW w:type="dxa" w:w="1953"/>
+            <w:tcBorders>
+              <w:bottom w:val="single" w:sz="4" w:space="0" w:color="DFE7E3"/>
+            </w:tcBorders>
+          </w:tcPr>
+          <w:p>
+            <w:r>
+              <w:rPr>
+                <w:b w:val="0"/>
+                <w:i w:val="0"/>
+                <w:color w:val="33403B"/>
+                <w:sz w:val="18"/>
+              </w:rPr>
+              <w:t>Réduire</w:t>
+            </w:r>
+          </w:p>
+        </w:tc>
+        <w:tc>
+          <w:tcPr>
+            <w:tcW w:type="dxa" w:w="1776"/>
+            <w:tcBorders>
+              <w:bottom w:val="single" w:sz="4" w:space="0" w:color="DFE7E3"/>
+            </w:tcBorders>
+          </w:tcPr>
+          <w:p>
+            <w:r>
+              <w:rPr>
+                <w:b w:val="0"/>
+                <w:i w:val="0"/>
+                <w:color w:val="33403B"/>
+                <w:sz w:val="18"/>
+              </w:rPr>
+              <w:t>Ouvert</w:t>
+            </w:r>
+          </w:p>
+        </w:tc>
+      </w:tr>
+    </w:tbl>
+    <w:p/>
+    <w:p>
+      <w:pPr>
+        <w:spacing w:before="200" w:after="40"/>
+      </w:pPr>
+      <w:r>
+        <w:rPr>
+          <w:b/>
+          <w:i w:val="0"/>
+          <w:color w:val="0C2317"/>
+          <w:sz w:val="21"/>
+        </w:rPr>
         <w:t>2.4 Cas réels versés au dossier</w:t>
       </w:r>
     </w:p>
@@ -3472,6 +3798,623 @@
           <w:color w:val="0C2317"/>
           <w:sz w:val="21"/>
         </w:rPr>
+        <w:t>4.1bis Pilotage (responsable, échéance, statut)</w:t>
+      </w:r>
+    </w:p>
+    <w:tbl>
+      <w:tblPr>
+        <w:tblW w:type="auto" w:w="0"/>
+        <w:jc w:val="left"/>
+        <w:tblLayout w:type="fixed"/>
+        <w:tblLook w:firstColumn="1" w:firstRow="1" w:lastColumn="0" w:lastRow="0" w:noHBand="0" w:noVBand="1" w:val="04A0"/>
+      </w:tblPr>
+      <w:tblGrid>
+        <w:gridCol w:w="1027"/>
+        <w:gridCol w:w="2396"/>
+        <w:gridCol w:w="1711"/>
+        <w:gridCol w:w="1711"/>
+        <w:gridCol w:w="2567"/>
+      </w:tblGrid>
+      <w:tr>
+        <w:tc>
+          <w:tcPr>
+            <w:tcW w:type="dxa" w:w="1027"/>
+            <w:shd w:val="clear" w:color="auto" w:fill="F2FBF7"/>
+            <w:tcBorders>
+              <w:bottom w:val="single" w:sz="6" w:space="0" w:color="C9DBD3"/>
+            </w:tcBorders>
+          </w:tcPr>
+          <w:p>
+            <w:r>
+              <w:rPr>
+                <w:b/>
+                <w:i w:val="0"/>
+                <w:color w:val="0C2317"/>
+                <w:sz w:val="16"/>
+              </w:rPr>
+              <w:t>ID</w:t>
+            </w:r>
+          </w:p>
+        </w:tc>
+        <w:tc>
+          <w:tcPr>
+            <w:tcW w:type="dxa" w:w="2396"/>
+            <w:shd w:val="clear" w:color="auto" w:fill="F2FBF7"/>
+            <w:tcBorders>
+              <w:bottom w:val="single" w:sz="6" w:space="0" w:color="C9DBD3"/>
+            </w:tcBorders>
+          </w:tcPr>
+          <w:p>
+            <w:r>
+              <w:rPr>
+                <w:b/>
+                <w:i w:val="0"/>
+                <w:color w:val="0C2317"/>
+                <w:sz w:val="16"/>
+              </w:rPr>
+              <w:t>Responsable</w:t>
+            </w:r>
+          </w:p>
+        </w:tc>
+        <w:tc>
+          <w:tcPr>
+            <w:tcW w:type="dxa" w:w="1711"/>
+            <w:shd w:val="clear" w:color="auto" w:fill="F2FBF7"/>
+            <w:tcBorders>
+              <w:bottom w:val="single" w:sz="6" w:space="0" w:color="C9DBD3"/>
+            </w:tcBorders>
+          </w:tcPr>
+          <w:p>
+            <w:r>
+              <w:rPr>
+                <w:b/>
+                <w:i w:val="0"/>
+                <w:color w:val="0C2317"/>
+                <w:sz w:val="16"/>
+              </w:rPr>
+              <w:t>Échéance</w:t>
+            </w:r>
+          </w:p>
+        </w:tc>
+        <w:tc>
+          <w:tcPr>
+            <w:tcW w:type="dxa" w:w="1711"/>
+            <w:shd w:val="clear" w:color="auto" w:fill="F2FBF7"/>
+            <w:tcBorders>
+              <w:bottom w:val="single" w:sz="6" w:space="0" w:color="C9DBD3"/>
+            </w:tcBorders>
+          </w:tcPr>
+          <w:p>
+            <w:r>
+              <w:rPr>
+                <w:b/>
+                <w:i w:val="0"/>
+                <w:color w:val="0C2317"/>
+                <w:sz w:val="16"/>
+              </w:rPr>
+              <w:t>Statut</w:t>
+            </w:r>
+          </w:p>
+        </w:tc>
+        <w:tc>
+          <w:tcPr>
+            <w:tcW w:type="dxa" w:w="2567"/>
+            <w:shd w:val="clear" w:color="auto" w:fill="F2FBF7"/>
+            <w:tcBorders>
+              <w:bottom w:val="single" w:sz="6" w:space="0" w:color="C9DBD3"/>
+            </w:tcBorders>
+          </w:tcPr>
+          <w:p>
+            <w:r>
+              <w:rPr>
+                <w:b/>
+                <w:i w:val="0"/>
+                <w:color w:val="0C2317"/>
+                <w:sz w:val="16"/>
+              </w:rPr>
+              <w:t>Coût estimé</w:t>
+            </w:r>
+          </w:p>
+        </w:tc>
+      </w:tr>
+      <w:tr>
+        <w:tc>
+          <w:tcPr>
+            <w:tcW w:type="dxa" w:w="1027"/>
+            <w:tcBorders>
+              <w:bottom w:val="single" w:sz="4" w:space="0" w:color="DFE7E3"/>
+            </w:tcBorders>
+          </w:tcPr>
+          <w:p>
+            <w:r>
+              <w:rPr>
+                <w:b w:val="0"/>
+                <w:i w:val="0"/>
+                <w:color w:val="33403B"/>
+                <w:sz w:val="18"/>
+              </w:rPr>
+              <w:t>REM-01</w:t>
+            </w:r>
+          </w:p>
+        </w:tc>
+        <w:tc>
+          <w:tcPr>
+            <w:tcW w:type="dxa" w:w="2396"/>
+            <w:tcBorders>
+              <w:bottom w:val="single" w:sz="4" w:space="0" w:color="DFE7E3"/>
+            </w:tcBorders>
+          </w:tcPr>
+          <w:p>
+            <w:r>
+              <w:rPr>
+                <w:b w:val="0"/>
+                <w:i w:val="0"/>
+                <w:color w:val="33403B"/>
+                <w:sz w:val="18"/>
+              </w:rPr>
+              <w:t>DSI</w:t>
+            </w:r>
+          </w:p>
+        </w:tc>
+        <w:tc>
+          <w:tcPr>
+            <w:tcW w:type="dxa" w:w="1711"/>
+            <w:tcBorders>
+              <w:bottom w:val="single" w:sz="4" w:space="0" w:color="DFE7E3"/>
+            </w:tcBorders>
+          </w:tcPr>
+          <w:p>
+            <w:r>
+              <w:rPr>
+                <w:b w:val="0"/>
+                <w:i w:val="0"/>
+                <w:color w:val="33403B"/>
+                <w:sz w:val="18"/>
+              </w:rPr>
+              <w:t>2026-09-15</w:t>
+            </w:r>
+          </w:p>
+        </w:tc>
+        <w:tc>
+          <w:tcPr>
+            <w:tcW w:type="dxa" w:w="1711"/>
+            <w:tcBorders>
+              <w:bottom w:val="single" w:sz="4" w:space="0" w:color="DFE7E3"/>
+            </w:tcBorders>
+          </w:tcPr>
+          <w:p>
+            <w:r>
+              <w:rPr>
+                <w:b w:val="0"/>
+                <w:i w:val="0"/>
+                <w:color w:val="33403B"/>
+                <w:sz w:val="18"/>
+              </w:rPr>
+              <w:t>En cours</w:t>
+            </w:r>
+          </w:p>
+        </w:tc>
+        <w:tc>
+          <w:tcPr>
+            <w:tcW w:type="dxa" w:w="2567"/>
+            <w:tcBorders>
+              <w:bottom w:val="single" w:sz="4" w:space="0" w:color="DFE7E3"/>
+            </w:tcBorders>
+          </w:tcPr>
+          <w:p>
+            <w:r>
+              <w:rPr>
+                <w:b w:val="0"/>
+                <w:i w:val="0"/>
+                <w:color w:val="33403B"/>
+                <w:sz w:val="18"/>
+              </w:rPr>
+              <w:t>Négligeable</w:t>
+            </w:r>
+          </w:p>
+        </w:tc>
+      </w:tr>
+      <w:tr>
+        <w:tc>
+          <w:tcPr>
+            <w:tcW w:type="dxa" w:w="1027"/>
+            <w:tcBorders>
+              <w:bottom w:val="single" w:sz="4" w:space="0" w:color="DFE7E3"/>
+            </w:tcBorders>
+          </w:tcPr>
+          <w:p>
+            <w:r>
+              <w:rPr>
+                <w:b w:val="0"/>
+                <w:i w:val="0"/>
+                <w:color w:val="33403B"/>
+                <w:sz w:val="18"/>
+              </w:rPr>
+              <w:t>REM-02</w:t>
+            </w:r>
+          </w:p>
+        </w:tc>
+        <w:tc>
+          <w:tcPr>
+            <w:tcW w:type="dxa" w:w="2396"/>
+            <w:tcBorders>
+              <w:bottom w:val="single" w:sz="4" w:space="0" w:color="DFE7E3"/>
+            </w:tcBorders>
+          </w:tcPr>
+          <w:p>
+            <w:r>
+              <w:rPr>
+                <w:b w:val="0"/>
+                <w:i w:val="0"/>
+                <w:color w:val="33403B"/>
+                <w:sz w:val="18"/>
+              </w:rPr>
+              <w:t>RSSI</w:t>
+            </w:r>
+          </w:p>
+        </w:tc>
+        <w:tc>
+          <w:tcPr>
+            <w:tcW w:type="dxa" w:w="1711"/>
+            <w:tcBorders>
+              <w:bottom w:val="single" w:sz="4" w:space="0" w:color="DFE7E3"/>
+            </w:tcBorders>
+          </w:tcPr>
+          <w:p>
+            <w:r>
+              <w:rPr>
+                <w:b w:val="0"/>
+                <w:i w:val="0"/>
+                <w:color w:val="33403B"/>
+                <w:sz w:val="18"/>
+              </w:rPr>
+              <w:t>2026-09-30</w:t>
+            </w:r>
+          </w:p>
+        </w:tc>
+        <w:tc>
+          <w:tcPr>
+            <w:tcW w:type="dxa" w:w="1711"/>
+            <w:tcBorders>
+              <w:bottom w:val="single" w:sz="4" w:space="0" w:color="DFE7E3"/>
+            </w:tcBorders>
+          </w:tcPr>
+          <w:p>
+            <w:r>
+              <w:rPr>
+                <w:b w:val="0"/>
+                <w:i w:val="0"/>
+                <w:color w:val="33403B"/>
+                <w:sz w:val="18"/>
+              </w:rPr>
+              <w:t>À faire</w:t>
+            </w:r>
+          </w:p>
+        </w:tc>
+        <w:tc>
+          <w:tcPr>
+            <w:tcW w:type="dxa" w:w="2567"/>
+            <w:tcBorders>
+              <w:bottom w:val="single" w:sz="4" w:space="0" w:color="DFE7E3"/>
+            </w:tcBorders>
+          </w:tcPr>
+          <w:p>
+            <w:r>
+              <w:rPr>
+                <w:b w:val="0"/>
+                <w:i w:val="0"/>
+                <w:color w:val="33403B"/>
+                <w:sz w:val="18"/>
+              </w:rPr>
+              <w:t>Négligeable</w:t>
+            </w:r>
+          </w:p>
+        </w:tc>
+      </w:tr>
+      <w:tr>
+        <w:tc>
+          <w:tcPr>
+            <w:tcW w:type="dxa" w:w="1027"/>
+            <w:tcBorders>
+              <w:bottom w:val="single" w:sz="4" w:space="0" w:color="DFE7E3"/>
+            </w:tcBorders>
+          </w:tcPr>
+          <w:p>
+            <w:r>
+              <w:rPr>
+                <w:b w:val="0"/>
+                <w:i w:val="0"/>
+                <w:color w:val="33403B"/>
+                <w:sz w:val="18"/>
+              </w:rPr>
+              <w:t>REM-03</w:t>
+            </w:r>
+          </w:p>
+        </w:tc>
+        <w:tc>
+          <w:tcPr>
+            <w:tcW w:type="dxa" w:w="2396"/>
+            <w:tcBorders>
+              <w:bottom w:val="single" w:sz="4" w:space="0" w:color="DFE7E3"/>
+            </w:tcBorders>
+          </w:tcPr>
+          <w:p>
+            <w:r>
+              <w:rPr>
+                <w:b w:val="0"/>
+                <w:i w:val="0"/>
+                <w:color w:val="33403B"/>
+                <w:sz w:val="18"/>
+              </w:rPr>
+              <w:t>DSI</w:t>
+            </w:r>
+          </w:p>
+        </w:tc>
+        <w:tc>
+          <w:tcPr>
+            <w:tcW w:type="dxa" w:w="1711"/>
+            <w:tcBorders>
+              <w:bottom w:val="single" w:sz="4" w:space="0" w:color="DFE7E3"/>
+            </w:tcBorders>
+          </w:tcPr>
+          <w:p>
+            <w:r>
+              <w:rPr>
+                <w:b w:val="0"/>
+                <w:i w:val="0"/>
+                <w:color w:val="33403B"/>
+                <w:sz w:val="18"/>
+              </w:rPr>
+              <w:t>2026-11-15</w:t>
+            </w:r>
+          </w:p>
+        </w:tc>
+        <w:tc>
+          <w:tcPr>
+            <w:tcW w:type="dxa" w:w="1711"/>
+            <w:tcBorders>
+              <w:bottom w:val="single" w:sz="4" w:space="0" w:color="DFE7E3"/>
+            </w:tcBorders>
+          </w:tcPr>
+          <w:p>
+            <w:r>
+              <w:rPr>
+                <w:b w:val="0"/>
+                <w:i w:val="0"/>
+                <w:color w:val="33403B"/>
+                <w:sz w:val="18"/>
+              </w:rPr>
+              <w:t>À faire</w:t>
+            </w:r>
+          </w:p>
+        </w:tc>
+        <w:tc>
+          <w:tcPr>
+            <w:tcW w:type="dxa" w:w="2567"/>
+            <w:tcBorders>
+              <w:bottom w:val="single" w:sz="4" w:space="0" w:color="DFE7E3"/>
+            </w:tcBorders>
+          </w:tcPr>
+          <w:p>
+            <w:r>
+              <w:rPr>
+                <w:b w:val="0"/>
+                <w:i w:val="0"/>
+                <w:color w:val="33403B"/>
+                <w:sz w:val="18"/>
+              </w:rPr>
+              <w:t>Moyen</w:t>
+            </w:r>
+          </w:p>
+        </w:tc>
+      </w:tr>
+      <w:tr>
+        <w:tc>
+          <w:tcPr>
+            <w:tcW w:type="dxa" w:w="1027"/>
+            <w:tcBorders>
+              <w:bottom w:val="single" w:sz="4" w:space="0" w:color="DFE7E3"/>
+            </w:tcBorders>
+          </w:tcPr>
+          <w:p>
+            <w:r>
+              <w:rPr>
+                <w:b w:val="0"/>
+                <w:i w:val="0"/>
+                <w:color w:val="33403B"/>
+                <w:sz w:val="18"/>
+              </w:rPr>
+              <w:t>REM-04</w:t>
+            </w:r>
+          </w:p>
+        </w:tc>
+        <w:tc>
+          <w:tcPr>
+            <w:tcW w:type="dxa" w:w="2396"/>
+            <w:tcBorders>
+              <w:bottom w:val="single" w:sz="4" w:space="0" w:color="DFE7E3"/>
+            </w:tcBorders>
+          </w:tcPr>
+          <w:p>
+            <w:r>
+              <w:rPr>
+                <w:b w:val="0"/>
+                <w:i w:val="0"/>
+                <w:color w:val="33403B"/>
+                <w:sz w:val="18"/>
+              </w:rPr>
+              <w:t>RSSI</w:t>
+            </w:r>
+          </w:p>
+        </w:tc>
+        <w:tc>
+          <w:tcPr>
+            <w:tcW w:type="dxa" w:w="1711"/>
+            <w:tcBorders>
+              <w:bottom w:val="single" w:sz="4" w:space="0" w:color="DFE7E3"/>
+            </w:tcBorders>
+          </w:tcPr>
+          <w:p>
+            <w:r>
+              <w:rPr>
+                <w:b w:val="0"/>
+                <w:i w:val="0"/>
+                <w:color w:val="33403B"/>
+                <w:sz w:val="18"/>
+              </w:rPr>
+              <w:t>2026-12-01</w:t>
+            </w:r>
+          </w:p>
+        </w:tc>
+        <w:tc>
+          <w:tcPr>
+            <w:tcW w:type="dxa" w:w="1711"/>
+            <w:tcBorders>
+              <w:bottom w:val="single" w:sz="4" w:space="0" w:color="DFE7E3"/>
+            </w:tcBorders>
+          </w:tcPr>
+          <w:p>
+            <w:r>
+              <w:rPr>
+                <w:b w:val="0"/>
+                <w:i w:val="0"/>
+                <w:color w:val="33403B"/>
+                <w:sz w:val="18"/>
+              </w:rPr>
+              <w:t>À faire</w:t>
+            </w:r>
+          </w:p>
+        </w:tc>
+        <w:tc>
+          <w:tcPr>
+            <w:tcW w:type="dxa" w:w="2567"/>
+            <w:tcBorders>
+              <w:bottom w:val="single" w:sz="4" w:space="0" w:color="DFE7E3"/>
+            </w:tcBorders>
+          </w:tcPr>
+          <w:p>
+            <w:r>
+              <w:rPr>
+                <w:b w:val="0"/>
+                <w:i w:val="0"/>
+                <w:color w:val="33403B"/>
+                <w:sz w:val="18"/>
+              </w:rPr>
+              <w:t>Négligeable</w:t>
+            </w:r>
+          </w:p>
+        </w:tc>
+      </w:tr>
+      <w:tr>
+        <w:tc>
+          <w:tcPr>
+            <w:tcW w:type="dxa" w:w="1027"/>
+            <w:tcBorders>
+              <w:bottom w:val="single" w:sz="4" w:space="0" w:color="DFE7E3"/>
+            </w:tcBorders>
+          </w:tcPr>
+          <w:p>
+            <w:r>
+              <w:rPr>
+                <w:b w:val="0"/>
+                <w:i w:val="0"/>
+                <w:color w:val="33403B"/>
+                <w:sz w:val="18"/>
+              </w:rPr>
+              <w:t>REM-05</w:t>
+            </w:r>
+          </w:p>
+        </w:tc>
+        <w:tc>
+          <w:tcPr>
+            <w:tcW w:type="dxa" w:w="2396"/>
+            <w:tcBorders>
+              <w:bottom w:val="single" w:sz="4" w:space="0" w:color="DFE7E3"/>
+            </w:tcBorders>
+          </w:tcPr>
+          <w:p>
+            <w:r>
+              <w:rPr>
+                <w:b w:val="0"/>
+                <w:i w:val="0"/>
+                <w:color w:val="33403B"/>
+                <w:sz w:val="18"/>
+              </w:rPr>
+              <w:t>RSSI</w:t>
+            </w:r>
+          </w:p>
+        </w:tc>
+        <w:tc>
+          <w:tcPr>
+            <w:tcW w:type="dxa" w:w="1711"/>
+            <w:tcBorders>
+              <w:bottom w:val="single" w:sz="4" w:space="0" w:color="DFE7E3"/>
+            </w:tcBorders>
+          </w:tcPr>
+          <w:p>
+            <w:r>
+              <w:rPr>
+                <w:b w:val="0"/>
+                <w:i w:val="0"/>
+                <w:color w:val="33403B"/>
+                <w:sz w:val="18"/>
+              </w:rPr>
+              <w:t>2026-10-15</w:t>
+            </w:r>
+          </w:p>
+        </w:tc>
+        <w:tc>
+          <w:tcPr>
+            <w:tcW w:type="dxa" w:w="1711"/>
+            <w:tcBorders>
+              <w:bottom w:val="single" w:sz="4" w:space="0" w:color="DFE7E3"/>
+            </w:tcBorders>
+          </w:tcPr>
+          <w:p>
+            <w:r>
+              <w:rPr>
+                <w:b w:val="0"/>
+                <w:i w:val="0"/>
+                <w:color w:val="33403B"/>
+                <w:sz w:val="18"/>
+              </w:rPr>
+              <w:t>À faire</w:t>
+            </w:r>
+          </w:p>
+        </w:tc>
+        <w:tc>
+          <w:tcPr>
+            <w:tcW w:type="dxa" w:w="2567"/>
+            <w:tcBorders>
+              <w:bottom w:val="single" w:sz="4" w:space="0" w:color="DFE7E3"/>
+            </w:tcBorders>
+          </w:tcPr>
+          <w:p>
+            <w:r>
+              <w:rPr>
+                <w:b w:val="0"/>
+                <w:i w:val="0"/>
+                <w:color w:val="33403B"/>
+                <w:sz w:val="18"/>
+              </w:rPr>
+              <w:t>Moyen</w:t>
+            </w:r>
+          </w:p>
+        </w:tc>
+      </w:tr>
+    </w:tbl>
+    <w:p/>
+    <w:p>
+      <w:pPr>
+        <w:spacing w:before="200" w:after="40"/>
+      </w:pPr>
+      <w:r>
+        <w:rPr>
+          <w:b/>
+          <w:i w:val="0"/>
+          <w:color w:val="0C2317"/>
+          <w:sz w:val="21"/>
+        </w:rPr>
         <w:t>4.2 Actions immédiates</w:t>
       </w:r>
     </w:p>
@@ -3598,7 +4541,7 @@
         <w:color w:val="33403B"/>
         <w:sz w:val="13"/>
       </w:rPr>
-      <w:t>Empreinte SHA-256 de l'état de la mission à l'édition : 3ca73107646057080ff79d158338146604cc78d5156216c6344a97bdc48dabe0</w:t>
+      <w:t>Empreinte SHA-256 de l'état de la mission à l'édition : 3e8cb366ed86aa35bd97defafbf838fa2e7be95c4cc680c1fa3ed5a0b7f51633</w:t>
     </w:r>
   </w:p>
   <w:p>

--- a/docs/exemples/grc/02-analyse-de-risque-ebios-rm.docx
+++ b/docs/exemples/grc/02-analyse-de-risque-ebios-rm.docx
@@ -4541,7 +4541,7 @@
         <w:color w:val="33403B"/>
         <w:sz w:val="13"/>
       </w:rPr>
-      <w:t>Empreinte SHA-256 de l'état de la mission à l'édition : 3e8cb366ed86aa35bd97defafbf838fa2e7be95c4cc680c1fa3ed5a0b7f51633</w:t>
+      <w:t>Empreinte SHA-256 de l'état de la mission à l'édition : c6c4d45e568cff57cfe0161d28b9ae8c7b73842f56e0660190548ad3e4992b08</w:t>
     </w:r>
   </w:p>
   <w:p>

--- a/docs/exemples/grc/02-analyse-de-risque-ebios-rm.docx
+++ b/docs/exemples/grc/02-analyse-de-risque-ebios-rm.docx
@@ -250,7 +250,7 @@
                 <w:color w:val="EAF4F0"/>
                 <w:sz w:val="17"/>
               </w:rPr>
-              <w:t>30/07/2026</w:t>
+              <w:t>31/07/2026</w:t>
             </w:r>
           </w:p>
           <w:p>
@@ -4541,7 +4541,7 @@
         <w:color w:val="33403B"/>
         <w:sz w:val="13"/>
       </w:rPr>
-      <w:t>Empreinte SHA-256 de l'état de la mission à l'édition : c6c4d45e568cff57cfe0161d28b9ae8c7b73842f56e0660190548ad3e4992b08</w:t>
+      <w:t>Empreinte SHA-256 de l'état de la mission à l'édition : 870d095ccce86180b4371c414e51921b436ce7160191eb6b8b033d69f8406603</w:t>
     </w:r>
   </w:p>
   <w:p>

--- a/docs/exemples/grc/02-analyse-de-risque-ebios-rm.docx
+++ b/docs/exemples/grc/02-analyse-de-risque-ebios-rm.docx
@@ -4541,7 +4541,7 @@
         <w:color w:val="33403B"/>
         <w:sz w:val="13"/>
       </w:rPr>
-      <w:t>Empreinte SHA-256 de l'état de la mission à l'édition : 870d095ccce86180b4371c414e51921b436ce7160191eb6b8b033d69f8406603</w:t>
+      <w:t>Empreinte SHA-256 de l'état de la mission à l'édition : 87bdb9f2e3587ab6a25c45da3d56f8f35ba86205e49b6718241a85d4c4bee970</w:t>
     </w:r>
   </w:p>
   <w:p>
